--- a/docs/lista_louvores/Textos_Louvores/TEU POVO (IPALPHA).docx
+++ b/docs/lista_louvores/Textos_Louvores/TEU POVO (IPALPHA).docx
@@ -4,38 +4,31 @@
   <w:body>
     <w:p>
       <w:pPr>
-        <w:spacing w:after="0" w:line="240" w:lineRule="auto"/>
-        <w:rPr>
-          <w:rFonts w:ascii="Times New Roman" w:eastAsia="Arial" w:hAnsi="Times New Roman" w:cs="Times New Roman"/>
-          <w:color w:val="000000" w:themeColor="text1"/>
-          <w:sz w:val="28"/>
-          <w:szCs w:val="28"/>
+        <w:pStyle w:val="Ttulo1"/>
+        <w:spacing w:after="120"/>
+        <w:rPr>
+          <w:b/>
+          <w:bCs/>
         </w:rPr>
       </w:pPr>
       <w:r>
         <w:rPr>
-          <w:rFonts w:ascii="Times New Roman" w:eastAsia="Arial" w:hAnsi="Times New Roman" w:cs="Times New Roman"/>
-          <w:color w:val="000000" w:themeColor="text1"/>
-          <w:sz w:val="28"/>
-          <w:szCs w:val="28"/>
-          <w:u w:val="single"/>
+          <w:b/>
+          <w:bCs/>
         </w:rPr>
         <w:t>TEU POVO</w:t>
       </w:r>
       <w:r>
         <w:rPr>
-          <w:rFonts w:ascii="Times New Roman" w:eastAsia="Arial" w:hAnsi="Times New Roman" w:cs="Times New Roman"/>
-          <w:color w:val="000000" w:themeColor="text1"/>
-          <w:sz w:val="28"/>
-          <w:szCs w:val="28"/>
-          <w:u w:val="single"/>
+          <w:b/>
+          <w:bCs/>
         </w:rPr>
         <w:t xml:space="preserve"> (IPALPHA)</w:t>
       </w:r>
     </w:p>
     <w:p>
       <w:pPr>
-        <w:spacing w:before="120" w:after="0" w:line="240" w:lineRule="auto"/>
+        <w:spacing w:after="120" w:line="240" w:lineRule="auto"/>
         <w:rPr>
           <w:rFonts w:ascii="Times New Roman" w:eastAsia="Arial" w:hAnsi="Times New Roman" w:cs="Times New Roman"/>
           <w:color w:val="000000" w:themeColor="text1"/>
@@ -73,6 +66,8 @@
       <w:r>
         <w:rPr>
           <w:rFonts w:ascii="Times New Roman" w:hAnsi="Times New Roman" w:cs="Times New Roman"/>
+          <w:sz w:val="24"/>
+          <w:szCs w:val="24"/>
         </w:rPr>
         <w:br/>
       </w:r>
@@ -106,6 +101,8 @@
       <w:r>
         <w:rPr>
           <w:rFonts w:ascii="Times New Roman" w:hAnsi="Times New Roman" w:cs="Times New Roman"/>
+          <w:sz w:val="24"/>
+          <w:szCs w:val="24"/>
         </w:rPr>
         <w:br/>
       </w:r>
@@ -121,6 +118,8 @@
       <w:r>
         <w:rPr>
           <w:rFonts w:ascii="Times New Roman" w:hAnsi="Times New Roman" w:cs="Times New Roman"/>
+          <w:sz w:val="24"/>
+          <w:szCs w:val="24"/>
         </w:rPr>
         <w:br/>
       </w:r>
@@ -136,7 +135,7 @@
     </w:p>
     <w:p>
       <w:pPr>
-        <w:spacing w:before="120" w:after="0" w:line="240" w:lineRule="auto"/>
+        <w:spacing w:after="120" w:line="240" w:lineRule="auto"/>
         <w:rPr>
           <w:rFonts w:ascii="Times New Roman" w:eastAsia="Arial" w:hAnsi="Times New Roman" w:cs="Times New Roman"/>
           <w:color w:val="000000" w:themeColor="text1"/>
@@ -156,6 +155,8 @@
       <w:r>
         <w:rPr>
           <w:rFonts w:ascii="Times New Roman" w:hAnsi="Times New Roman" w:cs="Times New Roman"/>
+          <w:sz w:val="24"/>
+          <w:szCs w:val="24"/>
         </w:rPr>
         <w:br/>
       </w:r>
@@ -171,6 +172,8 @@
       <w:r>
         <w:rPr>
           <w:rFonts w:ascii="Times New Roman" w:hAnsi="Times New Roman" w:cs="Times New Roman"/>
+          <w:sz w:val="24"/>
+          <w:szCs w:val="24"/>
         </w:rPr>
         <w:br/>
       </w:r>
@@ -186,6 +189,8 @@
       <w:r>
         <w:rPr>
           <w:rFonts w:ascii="Times New Roman" w:hAnsi="Times New Roman" w:cs="Times New Roman"/>
+          <w:sz w:val="24"/>
+          <w:szCs w:val="24"/>
         </w:rPr>
         <w:br/>
       </w:r>
@@ -201,7 +206,7 @@
     </w:p>
     <w:p>
       <w:pPr>
-        <w:spacing w:before="120" w:after="0" w:line="240" w:lineRule="auto"/>
+        <w:spacing w:after="120" w:line="240" w:lineRule="auto"/>
         <w:rPr>
           <w:rFonts w:ascii="Times New Roman" w:eastAsia="Arial" w:hAnsi="Times New Roman" w:cs="Times New Roman"/>
           <w:color w:val="000000" w:themeColor="text1"/>
@@ -221,6 +226,8 @@
       <w:r>
         <w:rPr>
           <w:rFonts w:ascii="Times New Roman" w:hAnsi="Times New Roman" w:cs="Times New Roman"/>
+          <w:sz w:val="24"/>
+          <w:szCs w:val="24"/>
         </w:rPr>
         <w:br/>
       </w:r>
@@ -236,6 +243,8 @@
       <w:r>
         <w:rPr>
           <w:rFonts w:ascii="Times New Roman" w:hAnsi="Times New Roman" w:cs="Times New Roman"/>
+          <w:sz w:val="24"/>
+          <w:szCs w:val="24"/>
         </w:rPr>
         <w:br/>
       </w:r>
@@ -251,6 +260,8 @@
       <w:r>
         <w:rPr>
           <w:rFonts w:ascii="Times New Roman" w:eastAsia="Arial" w:hAnsi="Times New Roman" w:cs="Times New Roman"/>
+          <w:b/>
+          <w:bCs/>
           <w:color w:val="000000" w:themeColor="text1"/>
           <w:sz w:val="24"/>
           <w:szCs w:val="24"/>
@@ -260,15 +271,30 @@
       <w:r>
         <w:rPr>
           <w:rFonts w:ascii="Times New Roman" w:eastAsia="Arial" w:hAnsi="Times New Roman" w:cs="Times New Roman"/>
-          <w:color w:val="000000" w:themeColor="text1"/>
-          <w:sz w:val="24"/>
-          <w:szCs w:val="24"/>
-        </w:rPr>
-        <w:t>2x</w:t>
-      </w:r>
-      <w:r>
-        <w:rPr>
-          <w:rFonts w:ascii="Times New Roman" w:eastAsia="Arial" w:hAnsi="Times New Roman" w:cs="Times New Roman"/>
+          <w:b/>
+          <w:bCs/>
+          <w:color w:val="000000" w:themeColor="text1"/>
+          <w:sz w:val="24"/>
+          <w:szCs w:val="24"/>
+        </w:rPr>
+        <w:t>2</w:t>
+      </w:r>
+      <w:r>
+        <w:rPr>
+          <w:rFonts w:ascii="Times New Roman" w:eastAsia="Arial" w:hAnsi="Times New Roman" w:cs="Times New Roman"/>
+          <w:b/>
+          <w:bCs/>
+          <w:color w:val="000000" w:themeColor="text1"/>
+          <w:sz w:val="24"/>
+          <w:szCs w:val="24"/>
+        </w:rPr>
+        <w:t xml:space="preserve"> X</w:t>
+      </w:r>
+      <w:r>
+        <w:rPr>
+          <w:rFonts w:ascii="Times New Roman" w:eastAsia="Arial" w:hAnsi="Times New Roman" w:cs="Times New Roman"/>
+          <w:b/>
+          <w:bCs/>
           <w:color w:val="000000" w:themeColor="text1"/>
           <w:sz w:val="24"/>
           <w:szCs w:val="24"/>
@@ -278,12 +304,11 @@
     </w:p>
     <w:p>
       <w:pPr>
-        <w:spacing w:before="120" w:after="0" w:line="240" w:lineRule="auto"/>
-        <w:rPr>
-          <w:rFonts w:ascii="Times New Roman" w:eastAsia="Arial" w:hAnsi="Times New Roman" w:cs="Times New Roman"/>
-          <w:i/>
-          <w:iCs/>
-          <w:color w:val="000000" w:themeColor="text1"/>
+        <w:spacing w:after="120" w:line="240" w:lineRule="auto"/>
+        <w:rPr>
+          <w:rFonts w:ascii="Times New Roman" w:hAnsi="Times New Roman" w:cs="Times New Roman"/>
+          <w:i/>
+          <w:iCs/>
           <w:sz w:val="24"/>
           <w:szCs w:val="24"/>
         </w:rPr>
@@ -332,6 +357,8 @@
           <w:rFonts w:ascii="Times New Roman" w:hAnsi="Times New Roman" w:cs="Times New Roman"/>
           <w:i/>
           <w:iCs/>
+          <w:sz w:val="24"/>
+          <w:szCs w:val="24"/>
         </w:rPr>
         <w:br/>
       </w:r>
@@ -379,6 +406,8 @@
           <w:rFonts w:ascii="Times New Roman" w:hAnsi="Times New Roman" w:cs="Times New Roman"/>
           <w:i/>
           <w:iCs/>
+          <w:sz w:val="24"/>
+          <w:szCs w:val="24"/>
         </w:rPr>
         <w:br/>
       </w:r>
@@ -400,6 +429,8 @@
           <w:rFonts w:ascii="Times New Roman" w:hAnsi="Times New Roman" w:cs="Times New Roman"/>
           <w:i/>
           <w:iCs/>
+          <w:sz w:val="24"/>
+          <w:szCs w:val="24"/>
         </w:rPr>
         <w:br/>
       </w:r>
@@ -415,147 +446,11 @@
           <w:szCs w:val="24"/>
         </w:rPr>
         <w:t>E nós somos Teus pés e Tuas mãos</w:t>
-      </w:r>
-      <w:r>
-        <w:rPr>
-          <w:rFonts w:ascii="Times New Roman" w:hAnsi="Times New Roman" w:cs="Times New Roman"/>
-          <w:i/>
-          <w:iCs/>
-        </w:rPr>
-        <w:br/>
-      </w:r>
-      <w:r>
-        <w:rPr>
-          <w:rFonts w:ascii="Times New Roman" w:eastAsia="Arial" w:hAnsi="Times New Roman" w:cs="Times New Roman"/>
-          <w:b/>
-          <w:bCs/>
-          <w:i/>
-          <w:iCs/>
-          <w:color w:val="000000" w:themeColor="text1"/>
-          <w:sz w:val="24"/>
-          <w:szCs w:val="24"/>
-        </w:rPr>
-        <w:t>Tua verdade sempre permanecerá</w:t>
-      </w:r>
-      <w:r>
-        <w:rPr>
-          <w:rFonts w:ascii="Times New Roman" w:hAnsi="Times New Roman" w:cs="Times New Roman"/>
-          <w:i/>
-          <w:iCs/>
-        </w:rPr>
-        <w:br/>
-      </w:r>
-      <w:r>
-        <w:rPr>
-          <w:rFonts w:ascii="Times New Roman" w:eastAsia="Arial" w:hAnsi="Times New Roman" w:cs="Times New Roman"/>
-          <w:b/>
-          <w:bCs/>
-          <w:i/>
-          <w:iCs/>
-          <w:color w:val="000000" w:themeColor="text1"/>
-          <w:sz w:val="24"/>
-          <w:szCs w:val="24"/>
-        </w:rPr>
-        <w:t>Do Teu amor quem poderá nos separar</w:t>
-      </w:r>
-      <w:r>
-        <w:rPr>
-          <w:rFonts w:ascii="Times New Roman" w:hAnsi="Times New Roman" w:cs="Times New Roman"/>
-          <w:i/>
-          <w:iCs/>
-        </w:rPr>
-        <w:br/>
-      </w:r>
-      <w:r>
-        <w:rPr>
-          <w:rFonts w:ascii="Times New Roman" w:eastAsia="Arial" w:hAnsi="Times New Roman" w:cs="Times New Roman"/>
-          <w:b/>
-          <w:bCs/>
-          <w:i/>
-          <w:iCs/>
-          <w:color w:val="000000" w:themeColor="text1"/>
-          <w:sz w:val="24"/>
-          <w:szCs w:val="24"/>
-        </w:rPr>
-        <w:t xml:space="preserve">És </w:t>
-      </w:r>
-      <w:r>
-        <w:rPr>
-          <w:rFonts w:ascii="Times New Roman" w:eastAsia="Arial" w:hAnsi="Times New Roman" w:cs="Times New Roman"/>
-          <w:b/>
-          <w:bCs/>
-          <w:i/>
-          <w:iCs/>
-          <w:color w:val="000000" w:themeColor="text1"/>
-          <w:sz w:val="24"/>
-          <w:szCs w:val="24"/>
-        </w:rPr>
-        <w:t>F</w:t>
-      </w:r>
-      <w:r>
-        <w:rPr>
-          <w:rFonts w:ascii="Times New Roman" w:eastAsia="Arial" w:hAnsi="Times New Roman" w:cs="Times New Roman"/>
-          <w:b/>
-          <w:bCs/>
-          <w:i/>
-          <w:iCs/>
-          <w:color w:val="000000" w:themeColor="text1"/>
-          <w:sz w:val="24"/>
-          <w:szCs w:val="24"/>
-        </w:rPr>
-        <w:t xml:space="preserve">iel e pra sempre, </w:t>
-      </w:r>
-      <w:r>
-        <w:rPr>
-          <w:rFonts w:ascii="Times New Roman" w:eastAsia="Arial" w:hAnsi="Times New Roman" w:cs="Times New Roman"/>
-          <w:b/>
-          <w:bCs/>
-          <w:i/>
-          <w:iCs/>
-          <w:color w:val="000000" w:themeColor="text1"/>
-          <w:sz w:val="24"/>
-          <w:szCs w:val="24"/>
-        </w:rPr>
-        <w:t>T</w:t>
-      </w:r>
-      <w:r>
-        <w:rPr>
-          <w:rFonts w:ascii="Times New Roman" w:eastAsia="Arial" w:hAnsi="Times New Roman" w:cs="Times New Roman"/>
-          <w:b/>
-          <w:bCs/>
-          <w:i/>
-          <w:iCs/>
-          <w:color w:val="000000" w:themeColor="text1"/>
-          <w:sz w:val="24"/>
-          <w:szCs w:val="24"/>
-        </w:rPr>
-        <w:t>eu povo sustenta</w:t>
-      </w:r>
-      <w:r>
-        <w:rPr>
-          <w:rFonts w:ascii="Times New Roman" w:hAnsi="Times New Roman" w:cs="Times New Roman"/>
-          <w:i/>
-          <w:iCs/>
-        </w:rPr>
-        <w:br/>
-      </w:r>
-      <w:r>
-        <w:rPr>
-          <w:rFonts w:ascii="Times New Roman" w:eastAsia="Arial" w:hAnsi="Times New Roman" w:cs="Times New Roman"/>
-          <w:b/>
-          <w:bCs/>
-          <w:i/>
-          <w:iCs/>
-          <w:color w:val="000000" w:themeColor="text1"/>
-          <w:sz w:val="24"/>
-          <w:szCs w:val="24"/>
-        </w:rPr>
-        <w:t>E então o mundo inteiro verá</w:t>
       </w:r>
     </w:p>
     <w:p>
       <w:pPr>
-        <w:spacing w:after="0" w:line="240" w:lineRule="auto"/>
+        <w:spacing w:after="120" w:line="240" w:lineRule="auto"/>
         <w:rPr>
           <w:rFonts w:ascii="Times New Roman" w:eastAsia="Arial" w:hAnsi="Times New Roman" w:cs="Times New Roman"/>
           <w:b/>
@@ -567,6 +462,196 @@
           <w:szCs w:val="24"/>
         </w:rPr>
       </w:pPr>
+      <w:r>
+        <w:rPr>
+          <w:rFonts w:ascii="Times New Roman" w:eastAsia="Arial" w:hAnsi="Times New Roman" w:cs="Times New Roman"/>
+          <w:b/>
+          <w:bCs/>
+          <w:i/>
+          <w:iCs/>
+          <w:color w:val="000000" w:themeColor="text1"/>
+          <w:sz w:val="24"/>
+          <w:szCs w:val="24"/>
+        </w:rPr>
+        <w:t>Tua verdade sempre permanecerá</w:t>
+      </w:r>
+      <w:r>
+        <w:rPr>
+          <w:rFonts w:ascii="Times New Roman" w:hAnsi="Times New Roman" w:cs="Times New Roman"/>
+          <w:i/>
+          <w:iCs/>
+          <w:sz w:val="24"/>
+          <w:szCs w:val="24"/>
+        </w:rPr>
+        <w:br/>
+      </w:r>
+      <w:r>
+        <w:rPr>
+          <w:rFonts w:ascii="Times New Roman" w:eastAsia="Arial" w:hAnsi="Times New Roman" w:cs="Times New Roman"/>
+          <w:b/>
+          <w:bCs/>
+          <w:i/>
+          <w:iCs/>
+          <w:color w:val="000000" w:themeColor="text1"/>
+          <w:sz w:val="24"/>
+          <w:szCs w:val="24"/>
+        </w:rPr>
+        <w:t>Do Teu amor quem poderá nos separar</w:t>
+      </w:r>
+      <w:r>
+        <w:rPr>
+          <w:rFonts w:ascii="Times New Roman" w:hAnsi="Times New Roman" w:cs="Times New Roman"/>
+          <w:i/>
+          <w:iCs/>
+          <w:sz w:val="24"/>
+          <w:szCs w:val="24"/>
+        </w:rPr>
+        <w:br/>
+      </w:r>
+      <w:r>
+        <w:rPr>
+          <w:rFonts w:ascii="Times New Roman" w:eastAsia="Arial" w:hAnsi="Times New Roman" w:cs="Times New Roman"/>
+          <w:b/>
+          <w:bCs/>
+          <w:i/>
+          <w:iCs/>
+          <w:color w:val="000000" w:themeColor="text1"/>
+          <w:sz w:val="24"/>
+          <w:szCs w:val="24"/>
+        </w:rPr>
+        <w:t xml:space="preserve">És </w:t>
+      </w:r>
+      <w:r>
+        <w:rPr>
+          <w:rFonts w:ascii="Times New Roman" w:eastAsia="Arial" w:hAnsi="Times New Roman" w:cs="Times New Roman"/>
+          <w:b/>
+          <w:bCs/>
+          <w:i/>
+          <w:iCs/>
+          <w:color w:val="000000" w:themeColor="text1"/>
+          <w:sz w:val="24"/>
+          <w:szCs w:val="24"/>
+        </w:rPr>
+        <w:t>F</w:t>
+      </w:r>
+      <w:r>
+        <w:rPr>
+          <w:rFonts w:ascii="Times New Roman" w:eastAsia="Arial" w:hAnsi="Times New Roman" w:cs="Times New Roman"/>
+          <w:b/>
+          <w:bCs/>
+          <w:i/>
+          <w:iCs/>
+          <w:color w:val="000000" w:themeColor="text1"/>
+          <w:sz w:val="24"/>
+          <w:szCs w:val="24"/>
+        </w:rPr>
+        <w:t xml:space="preserve">iel e </w:t>
+      </w:r>
+      <w:proofErr w:type="gramStart"/>
+      <w:r>
+        <w:rPr>
+          <w:rFonts w:ascii="Times New Roman" w:eastAsia="Arial" w:hAnsi="Times New Roman" w:cs="Times New Roman"/>
+          <w:b/>
+          <w:bCs/>
+          <w:i/>
+          <w:iCs/>
+          <w:color w:val="000000" w:themeColor="text1"/>
+          <w:sz w:val="24"/>
+          <w:szCs w:val="24"/>
+        </w:rPr>
+        <w:t>pra</w:t>
+      </w:r>
+      <w:proofErr w:type="gramEnd"/>
+      <w:r>
+        <w:rPr>
+          <w:rFonts w:ascii="Times New Roman" w:eastAsia="Arial" w:hAnsi="Times New Roman" w:cs="Times New Roman"/>
+          <w:b/>
+          <w:bCs/>
+          <w:i/>
+          <w:iCs/>
+          <w:color w:val="000000" w:themeColor="text1"/>
+          <w:sz w:val="24"/>
+          <w:szCs w:val="24"/>
+        </w:rPr>
+        <w:t xml:space="preserve"> sempre, </w:t>
+      </w:r>
+      <w:proofErr w:type="gramStart"/>
+      <w:r>
+        <w:rPr>
+          <w:rFonts w:ascii="Times New Roman" w:eastAsia="Arial" w:hAnsi="Times New Roman" w:cs="Times New Roman"/>
+          <w:b/>
+          <w:bCs/>
+          <w:i/>
+          <w:iCs/>
+          <w:color w:val="000000" w:themeColor="text1"/>
+          <w:sz w:val="24"/>
+          <w:szCs w:val="24"/>
+        </w:rPr>
+        <w:t>T</w:t>
+      </w:r>
+      <w:r>
+        <w:rPr>
+          <w:rFonts w:ascii="Times New Roman" w:eastAsia="Arial" w:hAnsi="Times New Roman" w:cs="Times New Roman"/>
+          <w:b/>
+          <w:bCs/>
+          <w:i/>
+          <w:iCs/>
+          <w:color w:val="000000" w:themeColor="text1"/>
+          <w:sz w:val="24"/>
+          <w:szCs w:val="24"/>
+        </w:rPr>
+        <w:t>eu</w:t>
+      </w:r>
+      <w:proofErr w:type="gramEnd"/>
+      <w:r>
+        <w:rPr>
+          <w:rFonts w:ascii="Times New Roman" w:eastAsia="Arial" w:hAnsi="Times New Roman" w:cs="Times New Roman"/>
+          <w:b/>
+          <w:bCs/>
+          <w:i/>
+          <w:iCs/>
+          <w:color w:val="000000" w:themeColor="text1"/>
+          <w:sz w:val="24"/>
+          <w:szCs w:val="24"/>
+        </w:rPr>
+        <w:t xml:space="preserve"> povo sustenta</w:t>
+      </w:r>
+      <w:r>
+        <w:rPr>
+          <w:rFonts w:ascii="Times New Roman" w:hAnsi="Times New Roman" w:cs="Times New Roman"/>
+          <w:i/>
+          <w:iCs/>
+          <w:sz w:val="24"/>
+          <w:szCs w:val="24"/>
+        </w:rPr>
+        <w:br/>
+      </w:r>
+      <w:r>
+        <w:rPr>
+          <w:rFonts w:ascii="Times New Roman" w:eastAsia="Arial" w:hAnsi="Times New Roman" w:cs="Times New Roman"/>
+          <w:b/>
+          <w:bCs/>
+          <w:i/>
+          <w:iCs/>
+          <w:color w:val="000000" w:themeColor="text1"/>
+          <w:sz w:val="24"/>
+          <w:szCs w:val="24"/>
+        </w:rPr>
+        <w:t>E então o mundo inteiro verá</w:t>
+      </w:r>
+      <w:r>
+        <w:rPr>
+          <w:rFonts w:ascii="Times New Roman" w:eastAsia="Arial" w:hAnsi="Times New Roman" w:cs="Times New Roman"/>
+          <w:b/>
+          <w:bCs/>
+          <w:i/>
+          <w:iCs/>
+          <w:color w:val="000000" w:themeColor="text1"/>
+          <w:sz w:val="24"/>
+          <w:szCs w:val="24"/>
+        </w:rPr>
+        <w:br/>
+      </w:r>
       <w:r>
         <w:rPr>
           <w:rFonts w:ascii="Times New Roman" w:eastAsia="Arial" w:hAnsi="Times New Roman" w:cs="Times New Roman"/>
@@ -583,7 +668,7 @@
     </w:p>
     <w:p>
       <w:pPr>
-        <w:spacing w:before="120" w:after="0" w:line="240" w:lineRule="auto"/>
+        <w:spacing w:after="120" w:line="240" w:lineRule="auto"/>
         <w:rPr>
           <w:rFonts w:ascii="Times New Roman" w:eastAsia="Arial" w:hAnsi="Times New Roman" w:cs="Times New Roman"/>
           <w:color w:val="000000" w:themeColor="text1"/>
@@ -603,6 +688,8 @@
       <w:r>
         <w:rPr>
           <w:rFonts w:ascii="Times New Roman" w:hAnsi="Times New Roman" w:cs="Times New Roman"/>
+          <w:sz w:val="24"/>
+          <w:szCs w:val="24"/>
         </w:rPr>
         <w:br/>
       </w:r>
@@ -618,6 +705,8 @@
       <w:r>
         <w:rPr>
           <w:rFonts w:ascii="Times New Roman" w:hAnsi="Times New Roman" w:cs="Times New Roman"/>
+          <w:sz w:val="24"/>
+          <w:szCs w:val="24"/>
         </w:rPr>
         <w:br/>
       </w:r>
@@ -633,6 +722,8 @@
       <w:r>
         <w:rPr>
           <w:rFonts w:ascii="Times New Roman" w:hAnsi="Times New Roman" w:cs="Times New Roman"/>
+          <w:sz w:val="24"/>
+          <w:szCs w:val="24"/>
         </w:rPr>
         <w:br/>
       </w:r>
@@ -648,6 +739,8 @@
       <w:r>
         <w:rPr>
           <w:rFonts w:ascii="Times New Roman" w:eastAsia="Arial" w:hAnsi="Times New Roman" w:cs="Times New Roman"/>
+          <w:b/>
+          <w:bCs/>
           <w:color w:val="000000" w:themeColor="text1"/>
           <w:sz w:val="24"/>
           <w:szCs w:val="24"/>
@@ -657,15 +750,30 @@
       <w:r>
         <w:rPr>
           <w:rFonts w:ascii="Times New Roman" w:eastAsia="Arial" w:hAnsi="Times New Roman" w:cs="Times New Roman"/>
-          <w:color w:val="000000" w:themeColor="text1"/>
-          <w:sz w:val="24"/>
-          <w:szCs w:val="24"/>
-        </w:rPr>
-        <w:t>2x</w:t>
-      </w:r>
-      <w:r>
-        <w:rPr>
-          <w:rFonts w:ascii="Times New Roman" w:eastAsia="Arial" w:hAnsi="Times New Roman" w:cs="Times New Roman"/>
+          <w:b/>
+          <w:bCs/>
+          <w:color w:val="000000" w:themeColor="text1"/>
+          <w:sz w:val="24"/>
+          <w:szCs w:val="24"/>
+        </w:rPr>
+        <w:t>2</w:t>
+      </w:r>
+      <w:r>
+        <w:rPr>
+          <w:rFonts w:ascii="Times New Roman" w:eastAsia="Arial" w:hAnsi="Times New Roman" w:cs="Times New Roman"/>
+          <w:b/>
+          <w:bCs/>
+          <w:color w:val="000000" w:themeColor="text1"/>
+          <w:sz w:val="24"/>
+          <w:szCs w:val="24"/>
+        </w:rPr>
+        <w:t xml:space="preserve"> X</w:t>
+      </w:r>
+      <w:r>
+        <w:rPr>
+          <w:rFonts w:ascii="Times New Roman" w:eastAsia="Arial" w:hAnsi="Times New Roman" w:cs="Times New Roman"/>
+          <w:b/>
+          <w:bCs/>
           <w:color w:val="000000" w:themeColor="text1"/>
           <w:sz w:val="24"/>
           <w:szCs w:val="24"/>
@@ -675,7 +783,7 @@
     </w:p>
     <w:p>
       <w:pPr>
-        <w:spacing w:before="120" w:after="0" w:line="240" w:lineRule="auto"/>
+        <w:spacing w:after="120" w:line="240" w:lineRule="auto"/>
         <w:rPr>
           <w:rFonts w:ascii="Times New Roman" w:eastAsia="Arial" w:hAnsi="Times New Roman" w:cs="Times New Roman"/>
           <w:color w:val="000000" w:themeColor="text1"/>
@@ -695,7 +803,7 @@
     </w:p>
     <w:p>
       <w:pPr>
-        <w:spacing w:before="120" w:after="0" w:line="240" w:lineRule="auto"/>
+        <w:spacing w:after="120" w:line="240" w:lineRule="auto"/>
         <w:rPr>
           <w:rFonts w:ascii="Times New Roman" w:eastAsia="Arial" w:hAnsi="Times New Roman" w:cs="Times New Roman"/>
           <w:i/>
@@ -716,157 +824,8 @@
           <w:sz w:val="24"/>
           <w:szCs w:val="24"/>
         </w:rPr>
-        <w:t>[Refrão 2</w:t>
-      </w:r>
-      <w:r>
-        <w:rPr>
-          <w:rFonts w:ascii="Times New Roman" w:eastAsia="Arial" w:hAnsi="Times New Roman" w:cs="Times New Roman"/>
-          <w:b/>
-          <w:bCs/>
-          <w:i/>
-          <w:iCs/>
-          <w:color w:val="000000" w:themeColor="text1"/>
-          <w:sz w:val="24"/>
-          <w:szCs w:val="24"/>
-        </w:rPr>
-        <w:t>X</w:t>
-      </w:r>
-      <w:r>
-        <w:rPr>
-          <w:rFonts w:ascii="Times New Roman" w:eastAsia="Arial" w:hAnsi="Times New Roman" w:cs="Times New Roman"/>
-          <w:b/>
-          <w:bCs/>
-          <w:i/>
-          <w:iCs/>
-          <w:color w:val="000000" w:themeColor="text1"/>
-          <w:sz w:val="24"/>
-          <w:szCs w:val="24"/>
-        </w:rPr>
-        <w:t>]</w:t>
-      </w:r>
-    </w:p>
-    <w:p>
-      <w:pPr>
-        <w:spacing w:before="120" w:after="0" w:line="240" w:lineRule="auto"/>
-        <w:rPr>
-          <w:rFonts w:ascii="Times New Roman" w:eastAsia="Arial" w:hAnsi="Times New Roman" w:cs="Times New Roman"/>
-          <w:color w:val="000000" w:themeColor="text1"/>
-          <w:sz w:val="24"/>
-          <w:szCs w:val="24"/>
-        </w:rPr>
-      </w:pPr>
-      <w:r>
-        <w:rPr>
-          <w:rFonts w:ascii="Times New Roman" w:eastAsia="Arial" w:hAnsi="Times New Roman" w:cs="Times New Roman"/>
-          <w:color w:val="000000" w:themeColor="text1"/>
-          <w:sz w:val="24"/>
-          <w:szCs w:val="24"/>
-        </w:rPr>
-        <w:t>Tua verdade sempre permanecerá</w:t>
-      </w:r>
-      <w:r>
-        <w:rPr>
-          <w:rFonts w:ascii="Times New Roman" w:hAnsi="Times New Roman" w:cs="Times New Roman"/>
-        </w:rPr>
-        <w:br/>
-      </w:r>
-      <w:r>
-        <w:rPr>
-          <w:rFonts w:ascii="Times New Roman" w:eastAsia="Arial" w:hAnsi="Times New Roman" w:cs="Times New Roman"/>
-          <w:color w:val="000000" w:themeColor="text1"/>
-          <w:sz w:val="24"/>
-          <w:szCs w:val="24"/>
-        </w:rPr>
-        <w:t>Do Teu amor quem poderá nos separar</w:t>
-      </w:r>
-      <w:r>
-        <w:rPr>
-          <w:rFonts w:ascii="Times New Roman" w:hAnsi="Times New Roman" w:cs="Times New Roman"/>
-        </w:rPr>
-        <w:br/>
-      </w:r>
-      <w:r>
-        <w:rPr>
-          <w:rFonts w:ascii="Times New Roman" w:eastAsia="Arial" w:hAnsi="Times New Roman" w:cs="Times New Roman"/>
-          <w:color w:val="000000" w:themeColor="text1"/>
-          <w:sz w:val="24"/>
-          <w:szCs w:val="24"/>
-        </w:rPr>
-        <w:t xml:space="preserve">És </w:t>
-      </w:r>
-      <w:r>
-        <w:rPr>
-          <w:rFonts w:ascii="Times New Roman" w:eastAsia="Arial" w:hAnsi="Times New Roman" w:cs="Times New Roman"/>
-          <w:color w:val="000000" w:themeColor="text1"/>
-          <w:sz w:val="24"/>
-          <w:szCs w:val="24"/>
-        </w:rPr>
-        <w:t>F</w:t>
-      </w:r>
-      <w:r>
-        <w:rPr>
-          <w:rFonts w:ascii="Times New Roman" w:eastAsia="Arial" w:hAnsi="Times New Roman" w:cs="Times New Roman"/>
-          <w:color w:val="000000" w:themeColor="text1"/>
-          <w:sz w:val="24"/>
-          <w:szCs w:val="24"/>
-        </w:rPr>
-        <w:t xml:space="preserve">iel e pra sempre, </w:t>
-      </w:r>
-      <w:r>
-        <w:rPr>
-          <w:rFonts w:ascii="Times New Roman" w:eastAsia="Arial" w:hAnsi="Times New Roman" w:cs="Times New Roman"/>
-          <w:color w:val="000000" w:themeColor="text1"/>
-          <w:sz w:val="24"/>
-          <w:szCs w:val="24"/>
-        </w:rPr>
-        <w:t>T</w:t>
-      </w:r>
-      <w:r>
-        <w:rPr>
-          <w:rFonts w:ascii="Times New Roman" w:eastAsia="Arial" w:hAnsi="Times New Roman" w:cs="Times New Roman"/>
-          <w:color w:val="000000" w:themeColor="text1"/>
-          <w:sz w:val="24"/>
-          <w:szCs w:val="24"/>
-        </w:rPr>
-        <w:t>eu povo sustenta</w:t>
-      </w:r>
-      <w:r>
-        <w:rPr>
-          <w:rFonts w:ascii="Times New Roman" w:hAnsi="Times New Roman" w:cs="Times New Roman"/>
-        </w:rPr>
-        <w:br/>
-      </w:r>
-      <w:r>
-        <w:rPr>
-          <w:rFonts w:ascii="Times New Roman" w:eastAsia="Arial" w:hAnsi="Times New Roman" w:cs="Times New Roman"/>
-          <w:color w:val="000000" w:themeColor="text1"/>
-          <w:sz w:val="24"/>
-          <w:szCs w:val="24"/>
-        </w:rPr>
-        <w:t>E então o mundo inteiro verá</w:t>
-      </w:r>
-      <w:r>
-        <w:rPr>
-          <w:rFonts w:ascii="Times New Roman" w:hAnsi="Times New Roman" w:cs="Times New Roman"/>
-        </w:rPr>
-        <w:br/>
-      </w:r>
-      <w:r>
-        <w:rPr>
-          <w:rFonts w:ascii="Times New Roman" w:eastAsia="Arial" w:hAnsi="Times New Roman" w:cs="Times New Roman"/>
-          <w:color w:val="000000" w:themeColor="text1"/>
-          <w:sz w:val="24"/>
-          <w:szCs w:val="24"/>
-        </w:rPr>
-        <w:t>O poder do grande Rei</w:t>
-      </w:r>
-    </w:p>
-    <w:p>
-      <w:pPr>
-        <w:rPr>
-          <w:rFonts w:ascii="Times New Roman" w:hAnsi="Times New Roman" w:cs="Times New Roman"/>
-        </w:rPr>
-      </w:pPr>
+        <w:t>[REFRÃO]</w:t>
+      </w:r>
     </w:p>
     <w:sectPr>
       <w:pgSz w:w="11906" w:h="16838"/>
@@ -1277,6 +1236,27 @@
     <w:name w:val="Normal"/>
     <w:qFormat/>
   </w:style>
+  <w:style w:type="paragraph" w:styleId="Ttulo1">
+    <w:name w:val="heading 1"/>
+    <w:basedOn w:val="Normal"/>
+    <w:next w:val="Normal"/>
+    <w:link w:val="Ttulo1Char"/>
+    <w:uiPriority w:val="9"/>
+    <w:qFormat/>
+    <w:rsid w:val="00D73992"/>
+    <w:pPr>
+      <w:keepNext/>
+      <w:keepLines/>
+      <w:spacing w:before="240" w:after="0"/>
+      <w:outlineLvl w:val="0"/>
+    </w:pPr>
+    <w:rPr>
+      <w:rFonts w:asciiTheme="majorHAnsi" w:eastAsiaTheme="majorEastAsia" w:hAnsiTheme="majorHAnsi" w:cstheme="majorBidi"/>
+      <w:color w:val="2F5496" w:themeColor="accent1" w:themeShade="BF"/>
+      <w:sz w:val="32"/>
+      <w:szCs w:val="32"/>
+    </w:rPr>
+  </w:style>
   <w:style w:type="character" w:default="1" w:styleId="Fontepargpadro">
     <w:name w:val="Default Paragraph Font"/>
     <w:uiPriority w:val="1"/>
@@ -1303,6 +1283,19 @@
     <w:uiPriority w:val="99"/>
     <w:semiHidden/>
     <w:unhideWhenUsed/>
+  </w:style>
+  <w:style w:type="character" w:customStyle="1" w:styleId="Ttulo1Char">
+    <w:name w:val="Título 1 Char"/>
+    <w:basedOn w:val="Fontepargpadro"/>
+    <w:link w:val="Ttulo1"/>
+    <w:uiPriority w:val="9"/>
+    <w:rsid w:val="00D73992"/>
+    <w:rPr>
+      <w:rFonts w:asciiTheme="majorHAnsi" w:eastAsiaTheme="majorEastAsia" w:hAnsiTheme="majorHAnsi" w:cstheme="majorBidi"/>
+      <w:color w:val="2F5496" w:themeColor="accent1" w:themeShade="BF"/>
+      <w:sz w:val="32"/>
+      <w:szCs w:val="32"/>
+    </w:rPr>
   </w:style>
 </w:styles>
 </file>
